--- a/rbpl-2872-4727/RBPL-2872-4727-FL-26-01.docx
+++ b/rbpl-2872-4727/RBPL-2872-4727-FL-26-01.docx
@@ -3878,7 +3878,7 @@
     <w:pPr>
       <w:widowControl/>
       <w:suppressAutoHyphens w:val="true"/>
-      <w:overflowPunct w:val="true"/>
+      <w:overflowPunct w:val="false"/>
       <w:bidi w:val="0"/>
       <w:snapToGrid w:val="false"/>
       <w:spacing w:before="0" w:after="0"/>
@@ -3930,8 +3930,8 @@
       <w:bCs/>
     </w:rPr>
   </w:style>
-  <w:style w:type="character" w:styleId="Bullets">
-    <w:name w:val="Bullets"/>
+  <w:style w:type="character" w:styleId="Bulletsuser">
+    <w:name w:val="Bullets (user)"/>
     <w:qFormat/>
     <w:rPr>
       <w:rFonts w:ascii="OpenSymbol" w:hAnsi="OpenSymbol" w:eastAsia="OpenSymbol" w:cs="OpenSymbol"/>
@@ -3953,13 +3953,13 @@
     <w:name w:val="line number"/>
     <w:rPr/>
   </w:style>
-  <w:style w:type="character" w:styleId="FootnoteCharacters">
-    <w:name w:val="Footnote Characters"/>
+  <w:style w:type="character" w:styleId="FootnoteCharactersuser">
+    <w:name w:val="Footnote Characters (user)"/>
     <w:qFormat/>
     <w:rPr/>
   </w:style>
-  <w:style w:type="character" w:styleId="EndnoteCharacters">
-    <w:name w:val="Endnote Characters"/>
+  <w:style w:type="character" w:styleId="EndnoteCharactersuser">
+    <w:name w:val="Endnote Characters (user)"/>
     <w:qFormat/>
     <w:rPr/>
   </w:style>
@@ -4048,7 +4048,7 @@
     <w:pPr>
       <w:widowControl/>
       <w:suppressAutoHyphens w:val="true"/>
-      <w:overflowPunct w:val="true"/>
+      <w:overflowPunct w:val="false"/>
       <w:bidi w:val="0"/>
       <w:spacing w:before="0" w:after="0"/>
       <w:jc w:val="start"/>
